--- a/resources/teacher/Clock-50-Period-Teaching-Program-v2.1-Network-Benchmark.docx
+++ b/resources/teacher/Clock-50-Period-Teaching-Program-v2.1-Network-Benchmark.docx
@@ -1,6 +1,6 @@
 
 <file path=word/document.xml><?xml version="1.0" encoding="utf-8"?>
-<w:document xmlns:wpc="http://schemas.microsoft.com/office/word/2010/wordprocessingCanvas" xmlns:cx="http://schemas.microsoft.com/office/drawing/2014/chartex" xmlns:cx1="http://schemas.microsoft.com/office/drawing/2015/9/8/chartex" xmlns:cx2="http://schemas.microsoft.com/office/drawing/2015/10/21/chartex" xmlns:cx3="http://schemas.microsoft.com/office/drawing/2016/5/9/chartex" xmlns:cx4="http://schemas.microsoft.com/office/drawing/2016/5/10/chartex" xmlns:cx5="http://schemas.microsoft.com/office/drawing/2016/5/11/chartex" xmlns:cx6="http://schemas.microsoft.com/office/drawing/2016/5/12/chartex" xmlns:cx7="http://schemas.microsoft.com/office/drawing/2016/5/13/chartex" xmlns:cx8="http://schemas.microsoft.com/office/drawing/2016/5/14/chartex" xmlns:mc="http://schemas.openxmlformats.org/markup-compatibility/2006" xmlns:aink="http://schemas.microsoft.com/office/drawing/2016/ink" xmlns:am3d="http://schemas.microsoft.com/office/drawing/2017/model3d" xmlns:o="urn:schemas-microsoft-com:office:office" xmlns:oel="http://schemas.microsoft.com/office/2019/extlst" xmlns:r="http://schemas.openxmlformats.org/officeDocument/2006/relationships" xmlns:m="http://schemas.openxmlformats.org/officeDocument/2006/math" xmlns:v="urn:schemas-microsoft-com:vml" xmlns:wp14="http://schemas.microsoft.com/office/word/2010/wordprocessingDrawing" xmlns:wp="http://schemas.openxmlformats.org/drawingml/2006/wordprocessingDrawing" xmlns:w10="urn:schemas-microsoft-com:office:word" xmlns:w="http://schemas.openxmlformats.org/wordprocessingml/2006/main" xmlns:w14="http://schemas.microsoft.com/office/word/2010/wordml" xmlns:w15="http://schemas.microsoft.com/office/word/2012/wordml" xmlns:w16cei="http://schemas.microsoft.com/office/word/2026/wordml/cei" xmlns:w16cex="http://schemas.microsoft.com/office/word/2018/wordml/cex" xmlns:w16cid="http://schemas.microsoft.com/office/word/2016/wordml/cid" xmlns:w16="http://schemas.microsoft.com/office/word/2018/wordml" xmlns:w16du="http://schemas.microsoft.com/office/word/2023/wordml/word16du" xmlns:w16sdtdh="http://schemas.microsoft.com/office/word/2020/wordml/sdtdatahash" xmlns:w16sdtfl="http://schemas.microsoft.com/office/word/2024/wordml/sdtformatlock" xmlns:w16se="http://schemas.microsoft.com/office/word/2015/wordml/symex" xmlns:wpg="http://schemas.microsoft.com/office/word/2010/wordprocessingGroup" xmlns:wpi="http://schemas.microsoft.com/office/word/2010/wordprocessingInk" xmlns:wne="http://schemas.microsoft.com/office/word/2006/wordml" xmlns:wps="http://schemas.microsoft.com/office/word/2010/wordprocessingShape" mc:Ignorable="w14 w15 w16se w16cid w16 w16cex w16sdtdh w16sdtfl w16du wp14">
+<w:document xmlns:wp14="http://schemas.microsoft.com/office/word/2010/wordprocessingDrawing" xmlns:w16du="http://schemas.microsoft.com/office/word/2023/wordml/word16du" xmlns:w16sdtfl="http://schemas.microsoft.com/office/word/2024/wordml/sdtformatlock" xmlns:w16sdtdh="http://schemas.microsoft.com/office/word/2020/wordml/sdtdatahash" xmlns:w16cex="http://schemas.microsoft.com/office/word/2018/wordml/cex" xmlns:w16="http://schemas.microsoft.com/office/word/2018/wordml" xmlns:w16cid="http://schemas.microsoft.com/office/word/2016/wordml/cid" xmlns:w16se="http://schemas.microsoft.com/office/word/2015/wordml/symex" xmlns:w15="http://schemas.microsoft.com/office/word/2012/wordml" xmlns:w14="http://schemas.microsoft.com/office/word/2010/wordml" xmlns:w="http://schemas.openxmlformats.org/wordprocessingml/2006/main" xmlns:mc="http://schemas.openxmlformats.org/markup-compatibility/2006" xmlns:r="http://schemas.openxmlformats.org/officeDocument/2006/relationships" mc:Ignorable="w14 w15 w16se w16cid w16 w16cex w16sdtdh w16sdtfl w16du wp14">
   <w:body>
     <w:p>
       <w:pPr>
@@ -2402,7 +2402,7 @@
                 <w:color w:val="FFFFFF"/>
                 <w:sz w:val="19"/>
               </w:rPr>
-              <w:t>Syllabus alignment</w:t>
+              <w:t>Syllabus content</w:t>
             </w:r>
           </w:p>
         </w:tc>
@@ -2430,7 +2430,7 @@
                 <w:color w:val="FFFFFF"/>
                 <w:sz w:val="19"/>
               </w:rPr>
-              <w:t>What the teacher checks</w:t>
+              <w:t>Evidence / outcomes</w:t>
             </w:r>
           </w:p>
         </w:tc>
@@ -2633,7 +2633,7 @@
                 <w:rFonts w:ascii="Aptos" w:hAnsi="Aptos"/>
                 <w:b/>
                 <w:color w:val="174829"/>
-                <w:sz w:val="18"/>
+                <w:sz w:val="19"/>
               </w:rPr>
               <w:t xml:space="preserve"> · INT5-DES-01, INT5-EVL-01, INT5-ENV-01</w:t>
             </w:r>
@@ -2866,7 +2866,7 @@
                 <w:rFonts w:ascii="Aptos" w:hAnsi="Aptos"/>
                 <w:b/>
                 <w:color w:val="174829"/>
-                <w:sz w:val="18"/>
+                <w:sz w:val="19"/>
               </w:rPr>
               <w:t xml:space="preserve"> · INT5-PRO-01, INT5-INP-01, INT5-USE-01</w:t>
             </w:r>
@@ -3105,7 +3105,7 @@
                 <w:rFonts w:ascii="Aptos" w:hAnsi="Aptos"/>
                 <w:b/>
                 <w:color w:val="174829"/>
-                <w:sz w:val="18"/>
+                <w:sz w:val="19"/>
               </w:rPr>
               <w:t xml:space="preserve"> · INT5-SAF-01</w:t>
             </w:r>
@@ -3285,7 +3285,7 @@
                 <w:rFonts w:ascii="Aptos" w:hAnsi="Aptos"/>
                 <w:b/>
                 <w:color w:val="174829"/>
-                <w:sz w:val="18"/>
+                <w:sz w:val="19"/>
               </w:rPr>
               <w:t xml:space="preserve"> · INT5-SAF-01</w:t>
             </w:r>
@@ -3465,7 +3465,7 @@
                 <w:rFonts w:ascii="Aptos" w:hAnsi="Aptos"/>
                 <w:b/>
                 <w:color w:val="174829"/>
-                <w:sz w:val="18"/>
+                <w:sz w:val="19"/>
               </w:rPr>
               <w:t xml:space="preserve"> · INT5-PRO-01, INT5-INP-01, INT5-USE-01</w:t>
             </w:r>
@@ -3698,7 +3698,7 @@
                 <w:rFonts w:ascii="Aptos" w:hAnsi="Aptos"/>
                 <w:b/>
                 <w:color w:val="174829"/>
-                <w:sz w:val="18"/>
+                <w:sz w:val="19"/>
               </w:rPr>
               <w:t xml:space="preserve"> · INT5-PRO-01, INT5-INP-01, INT5-USE-01</w:t>
             </w:r>
@@ -3931,7 +3931,7 @@
                 <w:rFonts w:ascii="Aptos" w:hAnsi="Aptos"/>
                 <w:b/>
                 <w:color w:val="174829"/>
-                <w:sz w:val="18"/>
+                <w:sz w:val="19"/>
               </w:rPr>
               <w:t xml:space="preserve"> · INT5-COM-01</w:t>
             </w:r>
@@ -4170,7 +4170,7 @@
                 <w:rFonts w:ascii="Aptos" w:hAnsi="Aptos"/>
                 <w:b/>
                 <w:color w:val="174829"/>
-                <w:sz w:val="18"/>
+                <w:sz w:val="19"/>
               </w:rPr>
               <w:t xml:space="preserve"> · INT5-PRO-01, INT5-INP-01, INT5-USE-01</w:t>
             </w:r>
@@ -4191,7 +4191,7 @@
                 <w:rFonts w:ascii="Aptos" w:hAnsi="Aptos"/>
                 <w:b/>
                 <w:color w:val="174829"/>
-                <w:sz w:val="18"/>
+                <w:sz w:val="19"/>
               </w:rPr>
               <w:t xml:space="preserve"> · INT5-DES-01, INT5-INP-01, INT5-PRO-01</w:t>
             </w:r>
@@ -4371,7 +4371,7 @@
                 <w:rFonts w:ascii="Aptos" w:hAnsi="Aptos"/>
                 <w:b/>
                 <w:color w:val="174829"/>
-                <w:sz w:val="18"/>
+                <w:sz w:val="19"/>
               </w:rPr>
               <w:t xml:space="preserve"> · INT5-SAF-01</w:t>
             </w:r>
@@ -4551,7 +4551,7 @@
                 <w:rFonts w:ascii="Aptos" w:hAnsi="Aptos"/>
                 <w:b/>
                 <w:color w:val="174829"/>
-                <w:sz w:val="18"/>
+                <w:sz w:val="19"/>
               </w:rPr>
               <w:t xml:space="preserve"> · INT5-PRO-01, INT5-INP-01, INT5-USE-01</w:t>
             </w:r>
@@ -4813,7 +4813,7 @@
                 <w:color w:val="FFFFFF"/>
                 <w:sz w:val="19"/>
               </w:rPr>
-              <w:t>Syllabus alignment</w:t>
+              <w:t>Syllabus content</w:t>
             </w:r>
           </w:p>
         </w:tc>
@@ -4841,7 +4841,7 @@
                 <w:color w:val="FFFFFF"/>
                 <w:sz w:val="19"/>
               </w:rPr>
-              <w:t>What the teacher checks</w:t>
+              <w:t>Evidence / outcomes</w:t>
             </w:r>
           </w:p>
         </w:tc>
@@ -5044,7 +5044,7 @@
                 <w:rFonts w:ascii="Aptos" w:hAnsi="Aptos"/>
                 <w:b/>
                 <w:color w:val="174829"/>
-                <w:sz w:val="18"/>
+                <w:sz w:val="19"/>
               </w:rPr>
               <w:t xml:space="preserve"> · INT5-PRO-01, INT5-INP-01, INT5-USE-01</w:t>
             </w:r>
@@ -5065,7 +5065,7 @@
                 <w:rFonts w:ascii="Aptos" w:hAnsi="Aptos"/>
                 <w:b/>
                 <w:color w:val="174829"/>
-                <w:sz w:val="18"/>
+                <w:sz w:val="19"/>
               </w:rPr>
               <w:t xml:space="preserve"> · INT5-SAF-01, INT5-USE-01</w:t>
             </w:r>
@@ -5298,7 +5298,7 @@
                 <w:rFonts w:ascii="Aptos" w:hAnsi="Aptos"/>
                 <w:b/>
                 <w:color w:val="174829"/>
-                <w:sz w:val="18"/>
+                <w:sz w:val="19"/>
               </w:rPr>
               <w:t xml:space="preserve"> · INT5-SAF-01</w:t>
             </w:r>
@@ -5537,7 +5537,7 @@
                 <w:rFonts w:ascii="Aptos" w:hAnsi="Aptos"/>
                 <w:b/>
                 <w:color w:val="174829"/>
-                <w:sz w:val="18"/>
+                <w:sz w:val="19"/>
               </w:rPr>
               <w:t xml:space="preserve"> · INT5-SAF-01</w:t>
             </w:r>
@@ -5558,7 +5558,7 @@
                 <w:rFonts w:ascii="Aptos" w:hAnsi="Aptos"/>
                 <w:b/>
                 <w:color w:val="174829"/>
-                <w:sz w:val="18"/>
+                <w:sz w:val="19"/>
               </w:rPr>
               <w:t xml:space="preserve"> · INT5-SAF-01, INT5-USE-01</w:t>
             </w:r>
@@ -5738,7 +5738,7 @@
                 <w:rFonts w:ascii="Aptos" w:hAnsi="Aptos"/>
                 <w:b/>
                 <w:color w:val="174829"/>
-                <w:sz w:val="18"/>
+                <w:sz w:val="19"/>
               </w:rPr>
               <w:t xml:space="preserve"> · INT5-SAF-01</w:t>
             </w:r>
@@ -5918,7 +5918,7 @@
                 <w:rFonts w:ascii="Aptos" w:hAnsi="Aptos"/>
                 <w:b/>
                 <w:color w:val="174829"/>
-                <w:sz w:val="18"/>
+                <w:sz w:val="19"/>
               </w:rPr>
               <w:t xml:space="preserve"> · INT5-PRO-01, INT5-INP-01, INT5-USE-01</w:t>
             </w:r>
@@ -6151,7 +6151,7 @@
                 <w:rFonts w:ascii="Aptos" w:hAnsi="Aptos"/>
                 <w:b/>
                 <w:color w:val="174829"/>
-                <w:sz w:val="18"/>
+                <w:sz w:val="19"/>
               </w:rPr>
               <w:t xml:space="preserve"> · INT5-PRO-01, INT5-INP-01, INT5-USE-01</w:t>
             </w:r>
@@ -6384,7 +6384,7 @@
                 <w:rFonts w:ascii="Aptos" w:hAnsi="Aptos"/>
                 <w:b/>
                 <w:color w:val="174829"/>
-                <w:sz w:val="18"/>
+                <w:sz w:val="19"/>
               </w:rPr>
               <w:t xml:space="preserve"> · INT5-DES-01, INT5-EVL-01, INT5-ENV-01</w:t>
             </w:r>
@@ -6623,7 +6623,7 @@
                 <w:rFonts w:ascii="Aptos" w:hAnsi="Aptos"/>
                 <w:b/>
                 <w:color w:val="174829"/>
-                <w:sz w:val="18"/>
+                <w:sz w:val="19"/>
               </w:rPr>
               <w:t xml:space="preserve"> · INT5-PRO-01, INT5-INP-01, INT5-USE-01</w:t>
             </w:r>
@@ -6803,7 +6803,7 @@
                 <w:rFonts w:ascii="Aptos" w:hAnsi="Aptos"/>
                 <w:b/>
                 <w:color w:val="174829"/>
-                <w:sz w:val="18"/>
+                <w:sz w:val="19"/>
               </w:rPr>
               <w:t xml:space="preserve"> · INT5-SAF-01</w:t>
             </w:r>
@@ -6983,7 +6983,7 @@
                 <w:rFonts w:ascii="Aptos" w:hAnsi="Aptos"/>
                 <w:b/>
                 <w:color w:val="174829"/>
-                <w:sz w:val="18"/>
+                <w:sz w:val="19"/>
               </w:rPr>
               <w:t xml:space="preserve"> · INT5-PRO-01, INT5-INP-01, INT5-USE-01</w:t>
             </w:r>
@@ -7245,7 +7245,7 @@
                 <w:color w:val="FFFFFF"/>
                 <w:sz w:val="19"/>
               </w:rPr>
-              <w:t>Syllabus alignment</w:t>
+              <w:t>Syllabus content</w:t>
             </w:r>
           </w:p>
         </w:tc>
@@ -7273,7 +7273,7 @@
                 <w:color w:val="FFFFFF"/>
                 <w:sz w:val="19"/>
               </w:rPr>
-              <w:t>What the teacher checks</w:t>
+              <w:t>Evidence / outcomes</w:t>
             </w:r>
           </w:p>
         </w:tc>
@@ -7476,7 +7476,7 @@
                 <w:rFonts w:ascii="Aptos" w:hAnsi="Aptos"/>
                 <w:b/>
                 <w:color w:val="174829"/>
-                <w:sz w:val="18"/>
+                <w:sz w:val="19"/>
               </w:rPr>
               <w:t xml:space="preserve"> · INT5-PRO-01, INT5-INP-01, INT5-USE-01</w:t>
             </w:r>
@@ -7709,7 +7709,7 @@
                 <w:rFonts w:ascii="Aptos" w:hAnsi="Aptos"/>
                 <w:b/>
                 <w:color w:val="174829"/>
-                <w:sz w:val="18"/>
+                <w:sz w:val="19"/>
               </w:rPr>
               <w:t xml:space="preserve"> · INT5-USE-01, INT5-ENV-01</w:t>
             </w:r>
@@ -7948,7 +7948,7 @@
                 <w:rFonts w:ascii="Aptos" w:hAnsi="Aptos"/>
                 <w:b/>
                 <w:color w:val="174829"/>
-                <w:sz w:val="18"/>
+                <w:sz w:val="19"/>
               </w:rPr>
               <w:t xml:space="preserve"> · INT5-PRO-01, INT5-INP-01, INT5-USE-01</w:t>
             </w:r>
@@ -8128,7 +8128,7 @@
                 <w:rFonts w:ascii="Aptos" w:hAnsi="Aptos"/>
                 <w:b/>
                 <w:color w:val="174829"/>
-                <w:sz w:val="18"/>
+                <w:sz w:val="19"/>
               </w:rPr>
               <w:t xml:space="preserve"> · INT5-SAF-01</w:t>
             </w:r>
@@ -8308,7 +8308,7 @@
                 <w:rFonts w:ascii="Aptos" w:hAnsi="Aptos"/>
                 <w:b/>
                 <w:color w:val="174829"/>
-                <w:sz w:val="18"/>
+                <w:sz w:val="19"/>
               </w:rPr>
               <w:t xml:space="preserve"> · INT5-PRO-01, INT5-INP-01, INT5-USE-01</w:t>
             </w:r>
@@ -8541,7 +8541,7 @@
                 <w:rFonts w:ascii="Aptos" w:hAnsi="Aptos"/>
                 <w:b/>
                 <w:color w:val="174829"/>
-                <w:sz w:val="18"/>
+                <w:sz w:val="19"/>
               </w:rPr>
               <w:t xml:space="preserve"> · INT5-PRO-01, INT5-INP-01, INT5-USE-01</w:t>
             </w:r>
@@ -8774,7 +8774,7 @@
                 <w:rFonts w:ascii="Aptos" w:hAnsi="Aptos"/>
                 <w:b/>
                 <w:color w:val="174829"/>
-                <w:sz w:val="18"/>
+                <w:sz w:val="19"/>
               </w:rPr>
               <w:t xml:space="preserve"> · INT5-USE-01, INT5-ENV-01</w:t>
             </w:r>
@@ -9013,7 +9013,7 @@
                 <w:rFonts w:ascii="Aptos" w:hAnsi="Aptos"/>
                 <w:b/>
                 <w:color w:val="174829"/>
-                <w:sz w:val="18"/>
+                <w:sz w:val="19"/>
               </w:rPr>
               <w:t xml:space="preserve"> · INT5-PRO-01, INT5-INP-01, INT5-USE-01</w:t>
             </w:r>
@@ -9193,7 +9193,7 @@
                 <w:rFonts w:ascii="Aptos" w:hAnsi="Aptos"/>
                 <w:b/>
                 <w:color w:val="174829"/>
-                <w:sz w:val="18"/>
+                <w:sz w:val="19"/>
               </w:rPr>
               <w:t xml:space="preserve"> · INT5-SAF-01</w:t>
             </w:r>
@@ -9373,7 +9373,7 @@
                 <w:rFonts w:ascii="Aptos" w:hAnsi="Aptos"/>
                 <w:b/>
                 <w:color w:val="174829"/>
-                <w:sz w:val="18"/>
+                <w:sz w:val="19"/>
               </w:rPr>
               <w:t xml:space="preserve"> · INT5-PRO-01, INT5-INP-01, INT5-USE-01</w:t>
             </w:r>
@@ -9635,7 +9635,7 @@
                 <w:color w:val="FFFFFF"/>
                 <w:sz w:val="19"/>
               </w:rPr>
-              <w:t>Syllabus alignment</w:t>
+              <w:t>Syllabus content</w:t>
             </w:r>
           </w:p>
         </w:tc>
@@ -9663,7 +9663,7 @@
                 <w:color w:val="FFFFFF"/>
                 <w:sz w:val="19"/>
               </w:rPr>
-              <w:t>What the teacher checks</w:t>
+              <w:t>Evidence / outcomes</w:t>
             </w:r>
           </w:p>
         </w:tc>
@@ -9866,7 +9866,7 @@
                 <w:rFonts w:ascii="Aptos" w:hAnsi="Aptos"/>
                 <w:b/>
                 <w:color w:val="174829"/>
-                <w:sz w:val="18"/>
+                <w:sz w:val="19"/>
               </w:rPr>
               <w:t xml:space="preserve"> · INT5-PRO-01, INT5-INP-01, INT5-USE-01</w:t>
             </w:r>
@@ -10099,7 +10099,7 @@
                 <w:rFonts w:ascii="Aptos" w:hAnsi="Aptos"/>
                 <w:b/>
                 <w:color w:val="174829"/>
-                <w:sz w:val="18"/>
+                <w:sz w:val="19"/>
               </w:rPr>
               <w:t xml:space="preserve"> · INT5-SAF-01</w:t>
             </w:r>
@@ -10338,7 +10338,7 @@
                 <w:rFonts w:ascii="Aptos" w:hAnsi="Aptos"/>
                 <w:b/>
                 <w:color w:val="174829"/>
-                <w:sz w:val="18"/>
+                <w:sz w:val="19"/>
               </w:rPr>
               <w:t xml:space="preserve"> · INT5-PRO-01, INT5-INP-01, INT5-USE-01</w:t>
             </w:r>
@@ -10518,7 +10518,7 @@
                 <w:rFonts w:ascii="Aptos" w:hAnsi="Aptos"/>
                 <w:b/>
                 <w:color w:val="174829"/>
-                <w:sz w:val="18"/>
+                <w:sz w:val="19"/>
               </w:rPr>
               <w:t xml:space="preserve"> · INT5-SAF-01</w:t>
             </w:r>
@@ -10698,7 +10698,7 @@
                 <w:rFonts w:ascii="Aptos" w:hAnsi="Aptos"/>
                 <w:b/>
                 <w:color w:val="174829"/>
-                <w:sz w:val="18"/>
+                <w:sz w:val="19"/>
               </w:rPr>
               <w:t xml:space="preserve"> · INT5-PRO-01, INT5-INP-01, INT5-USE-01</w:t>
             </w:r>
@@ -10931,7 +10931,7 @@
                 <w:rFonts w:ascii="Aptos" w:hAnsi="Aptos"/>
                 <w:b/>
                 <w:color w:val="174829"/>
-                <w:sz w:val="18"/>
+                <w:sz w:val="19"/>
               </w:rPr>
               <w:t xml:space="preserve"> · INT5-DES-01, INT5-EVL-01, INT5-ENV-01</w:t>
             </w:r>
@@ -11164,7 +11164,7 @@
                 <w:rFonts w:ascii="Aptos" w:hAnsi="Aptos"/>
                 <w:b/>
                 <w:color w:val="174829"/>
-                <w:sz w:val="18"/>
+                <w:sz w:val="19"/>
               </w:rPr>
               <w:t xml:space="preserve"> · INT5-PRO-01, INT5-INP-01, INT5-USE-01</w:t>
             </w:r>
@@ -11185,7 +11185,7 @@
                 <w:rFonts w:ascii="Aptos" w:hAnsi="Aptos"/>
                 <w:b/>
                 <w:color w:val="174829"/>
-                <w:sz w:val="18"/>
+                <w:sz w:val="19"/>
               </w:rPr>
               <w:t xml:space="preserve"> · INT5-COM-01</w:t>
             </w:r>
@@ -11221,9 +11221,7 @@
         </w:tc>
       </w:tr>
       <w:tr>
-        <w:trPr>
-          <w:cantSplit/>
-        </w:trPr>
+        <w:trPr/>
         <w:tc>
           <w:tcPr>
             <w:tcW w:type="dxa" w:w="397"/>
@@ -11424,7 +11422,7 @@
                 <w:rFonts w:ascii="Aptos" w:hAnsi="Aptos"/>
                 <w:b/>
                 <w:color w:val="174829"/>
-                <w:sz w:val="18"/>
+                <w:sz w:val="19"/>
               </w:rPr>
               <w:t xml:space="preserve"> · INT5-PRO-01, INT5-INP-01, INT5-USE-01</w:t>
             </w:r>
@@ -11445,7 +11443,7 @@
                 <w:rFonts w:ascii="Aptos" w:hAnsi="Aptos"/>
                 <w:b/>
                 <w:color w:val="174829"/>
-                <w:sz w:val="18"/>
+                <w:sz w:val="19"/>
               </w:rPr>
               <w:t xml:space="preserve"> · INT5-DES-01, INT5-EVL-01, INT5-ENV-01</w:t>
             </w:r>
@@ -11466,7 +11464,7 @@
                 <w:rFonts w:ascii="Aptos" w:hAnsi="Aptos"/>
                 <w:b/>
                 <w:color w:val="174829"/>
-                <w:sz w:val="18"/>
+                <w:sz w:val="19"/>
               </w:rPr>
               <w:t xml:space="preserve"> · INT5-COM-01</w:t>
             </w:r>
@@ -11487,7 +11485,7 @@
                 <w:rFonts w:ascii="Aptos" w:hAnsi="Aptos"/>
                 <w:b/>
                 <w:color w:val="174829"/>
-                <w:sz w:val="18"/>
+                <w:sz w:val="19"/>
               </w:rPr>
               <w:t xml:space="preserve"> · INT5-USE-01, INT5-ENV-01</w:t>
             </w:r>
@@ -11508,7 +11506,7 @@
                 <w:rFonts w:ascii="Aptos" w:hAnsi="Aptos"/>
                 <w:b/>
                 <w:color w:val="174829"/>
-                <w:sz w:val="18"/>
+                <w:sz w:val="19"/>
               </w:rPr>
               <w:t xml:space="preserve"> · INT5-PRO-01, INT5-INP-01, INT5-USE-01</w:t>
             </w:r>
@@ -11529,7 +11527,7 @@
                 <w:rFonts w:ascii="Aptos" w:hAnsi="Aptos"/>
                 <w:b/>
                 <w:color w:val="174829"/>
-                <w:sz w:val="18"/>
+                <w:sz w:val="19"/>
               </w:rPr>
               <w:t xml:space="preserve"> · INT5-PRO-01, INT5-INP-01, INT5-USE-01</w:t>
             </w:r>
@@ -11550,7 +11548,7 @@
                 <w:rFonts w:ascii="Aptos" w:hAnsi="Aptos"/>
                 <w:b/>
                 <w:color w:val="174829"/>
-                <w:sz w:val="18"/>
+                <w:sz w:val="19"/>
               </w:rPr>
               <w:t xml:space="preserve"> · INT5-PRO-01, INT5-INP-01, INT5-USE-01</w:t>
             </w:r>
@@ -11571,7 +11569,7 @@
                 <w:rFonts w:ascii="Aptos" w:hAnsi="Aptos"/>
                 <w:b/>
                 <w:color w:val="174829"/>
-                <w:sz w:val="18"/>
+                <w:sz w:val="19"/>
               </w:rPr>
               <w:t xml:space="preserve"> · INT5-PRO-01, INT5-INP-01, INT5-USE-01</w:t>
             </w:r>
@@ -11592,7 +11590,7 @@
                 <w:rFonts w:ascii="Aptos" w:hAnsi="Aptos"/>
                 <w:b/>
                 <w:color w:val="174829"/>
-                <w:sz w:val="18"/>
+                <w:sz w:val="19"/>
               </w:rPr>
               <w:t xml:space="preserve"> · INT5-IND-01, INT5-ENV-01</w:t>
             </w:r>
@@ -11613,7 +11611,7 @@
                 <w:rFonts w:ascii="Aptos" w:hAnsi="Aptos"/>
                 <w:b/>
                 <w:color w:val="174829"/>
-                <w:sz w:val="18"/>
+                <w:sz w:val="19"/>
               </w:rPr>
               <w:t xml:space="preserve"> · INT5-IND-01, INT5-ENV-01</w:t>
             </w:r>
@@ -11634,7 +11632,7 @@
                 <w:rFonts w:ascii="Aptos" w:hAnsi="Aptos"/>
                 <w:b/>
                 <w:color w:val="174829"/>
-                <w:sz w:val="18"/>
+                <w:sz w:val="19"/>
               </w:rPr>
               <w:t xml:space="preserve"> · INT5-IND-01, INT5-ENV-01</w:t>
             </w:r>
@@ -11655,7 +11653,7 @@
                 <w:rFonts w:ascii="Aptos" w:hAnsi="Aptos"/>
                 <w:b/>
                 <w:color w:val="174829"/>
-                <w:sz w:val="18"/>
+                <w:sz w:val="19"/>
               </w:rPr>
               <w:t xml:space="preserve"> · INT5-IND-01, INT5-ENV-01</w:t>
             </w:r>
@@ -11676,7 +11674,7 @@
                 <w:rFonts w:ascii="Aptos" w:hAnsi="Aptos"/>
                 <w:b/>
                 <w:color w:val="174829"/>
-                <w:sz w:val="18"/>
+                <w:sz w:val="19"/>
               </w:rPr>
               <w:t xml:space="preserve"> · INT5-IND-01, INT5-ENV-01</w:t>
             </w:r>
@@ -11697,7 +11695,7 @@
                 <w:rFonts w:ascii="Aptos" w:hAnsi="Aptos"/>
                 <w:b/>
                 <w:color w:val="174829"/>
-                <w:sz w:val="18"/>
+                <w:sz w:val="19"/>
               </w:rPr>
               <w:t xml:space="preserve"> · INT5-IND-01, INT5-ENV-01</w:t>
             </w:r>
@@ -11718,7 +11716,7 @@
                 <w:rFonts w:ascii="Aptos" w:hAnsi="Aptos"/>
                 <w:b/>
                 <w:color w:val="174829"/>
-                <w:sz w:val="18"/>
+                <w:sz w:val="19"/>
               </w:rPr>
               <w:t xml:space="preserve"> · INT5-IND-01, INT5-ENV-01</w:t>
             </w:r>
@@ -11898,7 +11896,7 @@
                 <w:rFonts w:ascii="Aptos" w:hAnsi="Aptos"/>
                 <w:b/>
                 <w:color w:val="174829"/>
-                <w:sz w:val="18"/>
+                <w:sz w:val="19"/>
               </w:rPr>
               <w:t xml:space="preserve"> · INT5-SAF-01</w:t>
             </w:r>
@@ -12078,7 +12076,7 @@
                 <w:rFonts w:ascii="Aptos" w:hAnsi="Aptos"/>
                 <w:b/>
                 <w:color w:val="174829"/>
-                <w:sz w:val="18"/>
+                <w:sz w:val="19"/>
               </w:rPr>
               <w:t xml:space="preserve"> · INT5-PRO-01, INT5-INP-01, INT5-USE-01</w:t>
             </w:r>
@@ -12340,7 +12338,7 @@
                 <w:color w:val="FFFFFF"/>
                 <w:sz w:val="19"/>
               </w:rPr>
-              <w:t>Syllabus alignment</w:t>
+              <w:t>Syllabus content</w:t>
             </w:r>
           </w:p>
         </w:tc>
@@ -12368,7 +12366,7 @@
                 <w:color w:val="FFFFFF"/>
                 <w:sz w:val="19"/>
               </w:rPr>
-              <w:t>What the teacher checks</w:t>
+              <w:t>Evidence / outcomes</w:t>
             </w:r>
           </w:p>
         </w:tc>
@@ -12571,7 +12569,7 @@
                 <w:rFonts w:ascii="Aptos" w:hAnsi="Aptos"/>
                 <w:b/>
                 <w:color w:val="174829"/>
-                <w:sz w:val="18"/>
+                <w:sz w:val="19"/>
               </w:rPr>
               <w:t xml:space="preserve"> · INT5-COM-01</w:t>
             </w:r>
@@ -12804,7 +12802,7 @@
                 <w:rFonts w:ascii="Aptos" w:hAnsi="Aptos"/>
                 <w:b/>
                 <w:color w:val="174829"/>
-                <w:sz w:val="18"/>
+                <w:sz w:val="19"/>
               </w:rPr>
               <w:t xml:space="preserve"> · INT5-COM-01</w:t>
             </w:r>
@@ -12825,7 +12823,7 @@
                 <w:rFonts w:ascii="Aptos" w:hAnsi="Aptos"/>
                 <w:b/>
                 <w:color w:val="174829"/>
-                <w:sz w:val="18"/>
+                <w:sz w:val="19"/>
               </w:rPr>
               <w:t xml:space="preserve"> · INT5-COM-01</w:t>
             </w:r>
@@ -12846,7 +12844,7 @@
                 <w:rFonts w:ascii="Aptos" w:hAnsi="Aptos"/>
                 <w:b/>
                 <w:color w:val="174829"/>
-                <w:sz w:val="18"/>
+                <w:sz w:val="19"/>
               </w:rPr>
               <w:t xml:space="preserve"> · INT5-COM-01</w:t>
             </w:r>
@@ -13085,7 +13083,7 @@
                 <w:rFonts w:ascii="Aptos" w:hAnsi="Aptos"/>
                 <w:b/>
                 <w:color w:val="174829"/>
-                <w:sz w:val="18"/>
+                <w:sz w:val="19"/>
               </w:rPr>
               <w:t xml:space="preserve"> · INT5-PRO-01, INT5-INP-01, INT5-USE-01</w:t>
             </w:r>
@@ -13265,7 +13263,7 @@
                 <w:rFonts w:ascii="Aptos" w:hAnsi="Aptos"/>
                 <w:b/>
                 <w:color w:val="174829"/>
-                <w:sz w:val="18"/>
+                <w:sz w:val="19"/>
               </w:rPr>
               <w:t xml:space="preserve"> · INT5-SAF-01</w:t>
             </w:r>
@@ -13445,7 +13443,7 @@
                 <w:rFonts w:ascii="Aptos" w:hAnsi="Aptos"/>
                 <w:b/>
                 <w:color w:val="174829"/>
-                <w:sz w:val="18"/>
+                <w:sz w:val="19"/>
               </w:rPr>
               <w:t xml:space="preserve"> · INT5-PRO-01, INT5-INP-01, INT5-USE-01</w:t>
             </w:r>
@@ -13678,7 +13676,7 @@
                 <w:rFonts w:ascii="Aptos" w:hAnsi="Aptos"/>
                 <w:b/>
                 <w:color w:val="174829"/>
-                <w:sz w:val="18"/>
+                <w:sz w:val="19"/>
               </w:rPr>
               <w:t xml:space="preserve"> · INT5-PRO-01, INT5-INP-01, INT5-USE-01</w:t>
             </w:r>
@@ -13699,7 +13697,7 @@
                 <w:rFonts w:ascii="Aptos" w:hAnsi="Aptos"/>
                 <w:b/>
                 <w:color w:val="174829"/>
-                <w:sz w:val="18"/>
+                <w:sz w:val="19"/>
               </w:rPr>
               <w:t xml:space="preserve"> · INT5-DES-01, INT5-INP-01, INT5-PRO-01</w:t>
             </w:r>
@@ -13932,7 +13930,7 @@
                 <w:rFonts w:ascii="Aptos" w:hAnsi="Aptos"/>
                 <w:b/>
                 <w:color w:val="174829"/>
-                <w:sz w:val="18"/>
+                <w:sz w:val="19"/>
               </w:rPr>
               <w:t xml:space="preserve"> · INT5-COM-01</w:t>
             </w:r>
@@ -14171,7 +14169,7 @@
                 <w:rFonts w:ascii="Aptos" w:hAnsi="Aptos"/>
                 <w:b/>
                 <w:color w:val="174829"/>
-                <w:sz w:val="18"/>
+                <w:sz w:val="19"/>
               </w:rPr>
               <w:t xml:space="preserve"> · INT5-SAF-01</w:t>
             </w:r>
@@ -14192,7 +14190,7 @@
                 <w:rFonts w:ascii="Aptos" w:hAnsi="Aptos"/>
                 <w:b/>
                 <w:color w:val="174829"/>
-                <w:sz w:val="18"/>
+                <w:sz w:val="19"/>
               </w:rPr>
               <w:t xml:space="preserve"> · INT5-PRO-01, INT5-INP-01, INT5-USE-01</w:t>
             </w:r>
@@ -14372,7 +14370,7 @@
                 <w:rFonts w:ascii="Aptos" w:hAnsi="Aptos"/>
                 <w:b/>
                 <w:color w:val="174829"/>
-                <w:sz w:val="18"/>
+                <w:sz w:val="19"/>
               </w:rPr>
               <w:t xml:space="preserve"> · INT5-SAF-01</w:t>
             </w:r>
@@ -14552,7 +14550,7 @@
                 <w:rFonts w:ascii="Aptos" w:hAnsi="Aptos"/>
                 <w:b/>
                 <w:color w:val="174829"/>
-                <w:sz w:val="18"/>
+                <w:sz w:val="19"/>
               </w:rPr>
               <w:t xml:space="preserve"> · INT5-PRO-01, INT5-INP-01, INT5-USE-01</w:t>
             </w:r>
